--- a/Siddhi_Bhavsar_OnlineRetailBI_Project_Report.docx
+++ b/Siddhi_Bhavsar_OnlineRetailBI_Project_Report.docx
@@ -65,15 +65,7 @@
           <w:b/>
           <w:sz w:val="48"/>
         </w:rPr>
-        <w:t xml:space="preserve">ONLINE RETAIL </w:t>
-      </w:r>
-      <w:r>
-        <w:rPr>
-          <w:rFonts w:ascii="Times New Roman" w:hAnsi="Times New Roman" w:cs="Times New Roman"/>
-          <w:b/>
-          <w:sz w:val="48"/>
-        </w:rPr>
-        <w:t>BUSINESS INTELLIGENCE &amp; ANALYTICS</w:t>
+        <w:t>ONLINE RETAIL BUSINESS INTELLIGENCE &amp; ANALYTICS</w:t>
       </w:r>
     </w:p>
     <w:p>
@@ -132,13 +124,7 @@
         <w:rPr>
           <w:rFonts w:ascii="Times New Roman" w:hAnsi="Times New Roman" w:cs="Times New Roman"/>
         </w:rPr>
-        <w:t xml:space="preserve">Repository: </w:t>
-      </w:r>
-      <w:r>
-        <w:rPr>
-          <w:rFonts w:ascii="Times New Roman" w:hAnsi="Times New Roman" w:cs="Times New Roman"/>
-        </w:rPr>
-        <w:t>Siddhib2004/</w:t>
+        <w:t>Repository: Siddhib2004/</w:t>
       </w:r>
       <w:proofErr w:type="spellStart"/>
       <w:r>
@@ -187,19 +173,7 @@
         <w:rPr>
           <w:rFonts w:ascii="Times New Roman" w:hAnsi="Times New Roman" w:cs="Times New Roman"/>
         </w:rPr>
-        <w:t xml:space="preserve">This project implements an end-to-end </w:t>
-      </w:r>
-      <w:r>
-        <w:rPr>
-          <w:rFonts w:ascii="Times New Roman" w:hAnsi="Times New Roman" w:cs="Times New Roman"/>
-        </w:rPr>
-        <w:t>Business Intelligence and Analytics solution for online retail transaction data. The application moves from raw data ingestion and quality checks to descriptive, diagnostic, predictive and prescriptive analytics, and presents the results through an interac</w:t>
-      </w:r>
-      <w:r>
-        <w:rPr>
-          <w:rFonts w:ascii="Times New Roman" w:hAnsi="Times New Roman" w:cs="Times New Roman"/>
-        </w:rPr>
-        <w:t>tive Streamlit dashboard.</w:t>
+        <w:t>This project implements an end-to-end Business Intelligence and Analytics solution for online retail transaction data. The application moves from raw data ingestion and quality checks to descriptive, diagnostic, predictive and prescriptive analytics, and presents the results through an interactive Streamlit dashboard.</w:t>
       </w:r>
     </w:p>
     <w:p>
@@ -212,13 +186,7 @@
         <w:rPr>
           <w:rFonts w:ascii="Times New Roman" w:hAnsi="Times New Roman" w:cs="Times New Roman"/>
         </w:rPr>
-        <w:t>The generated project outputs cover 13 monthly periods from December 2010 through December 2011. Across the monthly output, recorded revenue totals approximately £10,642,110.80, with 19,960 monthly order counts. The highest monthl</w:t>
-      </w:r>
-      <w:r>
-        <w:rPr>
-          <w:rFonts w:ascii="Times New Roman" w:hAnsi="Times New Roman" w:cs="Times New Roman"/>
-        </w:rPr>
-        <w:t>y revenue occurs in Nov-2011 at £1,503,866.78. The repository also contains a three-month Random Forest revenue forecast for January–March 2012.</w:t>
+        <w:t>The generated project outputs cover 13 monthly periods from December 2010 through December 2011. Across the monthly output, recorded revenue totals approximately £10,642,110.80, with 19,960 monthly order counts. The highest monthly revenue occurs in Nov-2011 at £1,503,866.78. The repository also contains a three-month Random Forest revenue forecast for January–March 2012.</w:t>
       </w:r>
     </w:p>
     <w:p>
@@ -260,13 +228,7 @@
         <w:rPr>
           <w:rFonts w:ascii="Times New Roman" w:hAnsi="Times New Roman" w:cs="Times New Roman"/>
         </w:rPr>
-        <w:t>Calcul</w:t>
-      </w:r>
-      <w:r>
-        <w:rPr>
-          <w:rFonts w:ascii="Times New Roman" w:hAnsi="Times New Roman" w:cs="Times New Roman"/>
-        </w:rPr>
-        <w:t>ate core retail KPIs such as revenue, orders, customers, products, units sold and average order value.</w:t>
+        <w:t>Calculate core retail KPIs such as revenue, orders, customers, products, units sold and average order value.</w:t>
       </w:r>
     </w:p>
     <w:p>
@@ -294,13 +256,7 @@
         <w:rPr>
           <w:rFonts w:ascii="Times New Roman" w:hAnsi="Times New Roman" w:cs="Times New Roman"/>
         </w:rPr>
-        <w:t>Perform diagnostic analysis around cancellations, produc</w:t>
-      </w:r>
-      <w:r>
-        <w:rPr>
-          <w:rFonts w:ascii="Times New Roman" w:hAnsi="Times New Roman" w:cs="Times New Roman"/>
-        </w:rPr>
-        <w:t>t concentration, customer concentration and metric relationships.</w:t>
+        <w:t>Perform diagnostic analysis around cancellations, product concentration, customer concentration and metric relationships.</w:t>
       </w:r>
     </w:p>
     <w:p>
@@ -342,13 +298,7 @@
         <w:rPr>
           <w:rFonts w:ascii="Times New Roman" w:hAnsi="Times New Roman" w:cs="Times New Roman"/>
         </w:rPr>
-        <w:t xml:space="preserve">Expose the complete workflow through an </w:t>
-      </w:r>
-      <w:r>
-        <w:rPr>
-          <w:rFonts w:ascii="Times New Roman" w:hAnsi="Times New Roman" w:cs="Times New Roman"/>
-        </w:rPr>
-        <w:t>interactive Streamlit dashboard and exportable CSV outputs.</w:t>
+        <w:t>Expose the complete workflow through an interactive Streamlit dashboard and exportable CSV outputs.</w:t>
       </w:r>
     </w:p>
     <w:p>
@@ -375,13 +325,7 @@
         <w:rPr>
           <w:rFonts w:ascii="Times New Roman" w:hAnsi="Times New Roman" w:cs="Times New Roman"/>
         </w:rPr>
-        <w:t>The project uses the UCI Machine Learning Repository Online Retail dataset. The repository README identifies the dataset as the UCI Online Retail dataset and includes an</w:t>
-      </w:r>
-      <w:r>
-        <w:rPr>
-          <w:rFonts w:ascii="Times New Roman" w:hAnsi="Times New Roman" w:cs="Times New Roman"/>
-        </w:rPr>
-        <w:t xml:space="preserve"> Online Retail.xlsx file. The transaction schema includes invoice number, stock code, description, quantity, invoice date, unit price, customer ID and country.</w:t>
+        <w:t>The project uses the UCI Machine Learning Repository Online Retail dataset. The repository README identifies the dataset as the UCI Online Retail dataset and includes an Online Retail.xlsx file. The transaction schema includes invoice number, stock code, description, quantity, invoice date, unit price, customer ID and country.</w:t>
       </w:r>
     </w:p>
     <w:p>
@@ -394,13 +338,7 @@
         <w:rPr>
           <w:rFonts w:ascii="Times New Roman" w:hAnsi="Times New Roman" w:cs="Times New Roman"/>
         </w:rPr>
-        <w:t>The analysis treats invoice numbers beginning with 'C' as cancellation transactions. Positive sa</w:t>
-      </w:r>
-      <w:r>
-        <w:rPr>
-          <w:rFonts w:ascii="Times New Roman" w:hAnsi="Times New Roman" w:cs="Times New Roman"/>
-        </w:rPr>
-        <w:t>les records are retained for revenue analysis, while cancellation information remains available for diagnostic analysis.</w:t>
+        <w:t>The analysis treats invoice numbers beginning with 'C' as cancellation transactions. Positive sales records are retained for revenue analysis, while cancellation information remains available for diagnostic analysis.</w:t>
       </w:r>
     </w:p>
     <w:p>
@@ -756,13 +694,7 @@
         <w:rPr>
           <w:rFonts w:ascii="Times New Roman" w:hAnsi="Times New Roman" w:cs="Times New Roman"/>
         </w:rPr>
-        <w:t>The implemented workflow fo</w:t>
-      </w:r>
-      <w:r>
-        <w:rPr>
-          <w:rFonts w:ascii="Times New Roman" w:hAnsi="Times New Roman" w:cs="Times New Roman"/>
-        </w:rPr>
-        <w:t>llows the sequence:</w:t>
+        <w:t>The implemented workflow follows the sequence:</w:t>
       </w:r>
     </w:p>
     <w:p>
@@ -797,13 +729,19 @@
         <w:rPr>
           <w:rFonts w:ascii="Times New Roman" w:hAnsi="Times New Roman" w:cs="Times New Roman"/>
         </w:rPr>
-        <w:t xml:space="preserve">The main implementation is contained in project.py. It loads the Excel </w:t>
+        <w:t xml:space="preserve">The main implementation is contained in </w:t>
       </w:r>
       <w:r>
         <w:rPr>
           <w:rFonts w:ascii="Times New Roman" w:hAnsi="Times New Roman" w:cs="Times New Roman"/>
         </w:rPr>
-        <w:t>workbook, applies cleaning rules, computes business metrics, creates analysis tables, trains the forecasting model, generates recommendations, saves outputs and renders the Streamlit interface.</w:t>
+        <w:t>SiddhiBhavsar_OnlineRetailBI.py</w:t>
+      </w:r>
+      <w:r>
+        <w:rPr>
+          <w:rFonts w:ascii="Times New Roman" w:hAnsi="Times New Roman" w:cs="Times New Roman"/>
+        </w:rPr>
+        <w:t>. It loads the Excel workbook, applies cleaning rules, computes business metrics, creates analysis tables, trains the forecasting model, generates recommendations, saves outputs and renders the Streamlit interface.</w:t>
       </w:r>
     </w:p>
     <w:p>
@@ -831,13 +769,7 @@
         <w:rPr>
           <w:rFonts w:ascii="Times New Roman" w:hAnsi="Times New Roman" w:cs="Times New Roman"/>
         </w:rPr>
-        <w:t>Remove completely emp</w:t>
-      </w:r>
-      <w:r>
-        <w:rPr>
-          <w:rFonts w:ascii="Times New Roman" w:hAnsi="Times New Roman" w:cs="Times New Roman"/>
-        </w:rPr>
-        <w:t>ty rows and duplicate records.</w:t>
+        <w:t>Remove completely empty rows and duplicate records.</w:t>
       </w:r>
     </w:p>
     <w:p>
@@ -879,13 +811,7 @@
         <w:rPr>
           <w:rFonts w:ascii="Times New Roman" w:hAnsi="Times New Roman" w:cs="Times New Roman"/>
         </w:rPr>
-        <w:t xml:space="preserve">Create an IsCancelled flag from invoice numbers beginning with </w:t>
-      </w:r>
-      <w:r>
-        <w:rPr>
-          <w:rFonts w:ascii="Times New Roman" w:hAnsi="Times New Roman" w:cs="Times New Roman"/>
-        </w:rPr>
-        <w:t>C.</w:t>
+        <w:t>Create an IsCancelled flag from invoice numbers beginning with C.</w:t>
       </w:r>
     </w:p>
     <w:p>
@@ -927,13 +853,7 @@
         <w:rPr>
           <w:rFonts w:ascii="Times New Roman" w:hAnsi="Times New Roman" w:cs="Times New Roman"/>
         </w:rPr>
-        <w:t xml:space="preserve">Create Revenue = Quantity × </w:t>
-      </w:r>
-      <w:r>
-        <w:rPr>
-          <w:rFonts w:ascii="Times New Roman" w:hAnsi="Times New Roman" w:cs="Times New Roman"/>
-        </w:rPr>
-        <w:t>UnitPrice.</w:t>
+        <w:t>Create Revenue = Quantity × UnitPrice.</w:t>
       </w:r>
     </w:p>
     <w:p>
@@ -974,13 +894,7 @@
         <w:rPr>
           <w:rFonts w:ascii="Times New Roman" w:hAnsi="Times New Roman" w:cs="Times New Roman"/>
         </w:rPr>
-        <w:t>The application calculates revenue, unique orders, unique customers, unique products, total units, average order value, units per order and</w:t>
-      </w:r>
-      <w:r>
-        <w:rPr>
-          <w:rFonts w:ascii="Times New Roman" w:hAnsi="Times New Roman" w:cs="Times New Roman"/>
-        </w:rPr>
-        <w:t xml:space="preserve"> revenue per customer. Monthly metrics additionally include revenue growth.</w:t>
+        <w:t>The application calculates revenue, unique orders, unique customers, unique products, total units, average order value, units per order and revenue per customer. Monthly metrics additionally include revenue growth.</w:t>
       </w:r>
     </w:p>
     <w:tbl>
@@ -1242,7 +1156,7 @@
         </w:rPr>
         <w:lastRenderedPageBreak/>
         <w:drawing>
-          <wp:inline distT="0" distB="0" distL="0" distR="0">
+          <wp:inline distT="0" distB="0" distL="0" distR="0" wp14:anchorId="39E466CF" wp14:editId="0A48F8E1">
             <wp:extent cx="6126480" cy="3289608"/>
             <wp:effectExtent l="0" t="0" r="0" b="0"/>
             <wp:docPr id="1" name="Picture 1"/>
@@ -1308,13 +1222,7 @@
         <w:rPr>
           <w:rFonts w:ascii="Times New Roman" w:hAnsi="Times New Roman" w:cs="Times New Roman"/>
         </w:rPr>
-        <w:t>The product analysis output ranks products by revenue and also record</w:t>
-      </w:r>
-      <w:r>
-        <w:rPr>
-          <w:rFonts w:ascii="Times New Roman" w:hAnsi="Times New Roman" w:cs="Times New Roman"/>
-        </w:rPr>
-        <w:t>s units and order counts. The leading entries include DOTCOM POSTAGE, REGENCY CAKESTAND 3 TIER, PAPER CRAFT, LITTLE BIRDIE, WHITE HANGING HEART T-LIGHT HOLDER and PARTY BUNTING.</w:t>
+        <w:t>The product analysis output ranks products by revenue and also records units and order counts. The leading entries include DOTCOM POSTAGE, REGENCY CAKESTAND 3 TIER, PAPER CRAFT, LITTLE BIRDIE, WHITE HANGING HEART T-LIGHT HOLDER and PARTY BUNTING.</w:t>
       </w:r>
     </w:p>
     <w:p>
@@ -1329,7 +1237,7 @@
           <w:noProof/>
         </w:rPr>
         <w:drawing>
-          <wp:inline distT="0" distB="0" distL="0" distR="0">
+          <wp:inline distT="0" distB="0" distL="0" distR="0" wp14:anchorId="2C8095DF" wp14:editId="5C026673">
             <wp:extent cx="6126480" cy="3434982"/>
             <wp:effectExtent l="0" t="0" r="0" b="0"/>
             <wp:docPr id="2" name="Picture 2"/>
@@ -1394,19 +1302,11 @@
           <w:rFonts w:ascii="Times New Roman" w:hAnsi="Times New Roman" w:cs="Times New Roman"/>
         </w:rPr>
       </w:pPr>
-      <w:bookmarkStart w:id="0" w:name="_GoBack"/>
-      <w:bookmarkEnd w:id="0"/>
       <w:r>
         <w:rPr>
           <w:rFonts w:ascii="Times New Roman" w:hAnsi="Times New Roman" w:cs="Times New Roman"/>
         </w:rPr>
-        <w:t>Geographically, the country analysis s</w:t>
-      </w:r>
-      <w:r>
-        <w:rPr>
-          <w:rFonts w:ascii="Times New Roman" w:hAnsi="Times New Roman" w:cs="Times New Roman"/>
-        </w:rPr>
-        <w:t>hows the United Kingdom as the largest revenue market in the generated output, at approximately £9,001,744.09, followed by the Netherlands, EIRE, Germany and France.</w:t>
+        <w:t>Geographically, the country analysis shows the United Kingdom as the largest revenue market in the generated output, at approximately £9,001,744.09, followed by the Netherlands, EIRE, Germany and France.</w:t>
       </w:r>
     </w:p>
     <w:p>
@@ -1421,7 +1321,7 @@
           <w:noProof/>
         </w:rPr>
         <w:drawing>
-          <wp:inline distT="0" distB="0" distL="0" distR="0">
+          <wp:inline distT="0" distB="0" distL="0" distR="0" wp14:anchorId="63212CD5" wp14:editId="0AC1C62B">
             <wp:extent cx="5669280" cy="3401568"/>
             <wp:effectExtent l="0" t="0" r="0" b="0"/>
             <wp:docPr id="3" name="Picture 3"/>
@@ -1495,19 +1395,7 @@
         <w:rPr>
           <w:rFonts w:ascii="Times New Roman" w:hAnsi="Times New Roman" w:cs="Times New Roman"/>
         </w:rPr>
-        <w:t>The diagnostic module is desi</w:t>
-      </w:r>
-      <w:r>
-        <w:rPr>
-          <w:rFonts w:ascii="Times New Roman" w:hAnsi="Times New Roman" w:cs="Times New Roman"/>
-        </w:rPr>
-        <w:t>gned to identify potential business risks and concentration patterns rather than only describe historical totals. It calculates cancellation rate, product revenue concentration, country revenue concentration, customer revenue concentration and correlations</w:t>
-      </w:r>
-      <w:r>
-        <w:rPr>
-          <w:rFonts w:ascii="Times New Roman" w:hAnsi="Times New Roman" w:cs="Times New Roman"/>
-        </w:rPr>
-        <w:t xml:space="preserve"> among quantity, unit price and revenue.</w:t>
+        <w:t>The diagnostic module is designed to identify potential business risks and concentration patterns rather than only describe historical totals. It calculates cancellation rate, product revenue concentration, country revenue concentration, customer revenue concentration and correlations among quantity, unit price and revenue.</w:t>
       </w:r>
     </w:p>
     <w:p>
@@ -1549,13 +1437,7 @@
         <w:rPr>
           <w:rFonts w:ascii="Times New Roman" w:hAnsi="Times New Roman" w:cs="Times New Roman"/>
         </w:rPr>
-        <w:t>Country concentration indicates how strongly r</w:t>
-      </w:r>
-      <w:r>
-        <w:rPr>
-          <w:rFonts w:ascii="Times New Roman" w:hAnsi="Times New Roman" w:cs="Times New Roman"/>
-        </w:rPr>
-        <w:t>evenue is associated with specific geographic markets.</w:t>
+        <w:t>Country concentration indicates how strongly revenue is associated with specific geographic markets.</w:t>
       </w:r>
     </w:p>
     <w:p>
@@ -1583,13 +1465,7 @@
         <w:rPr>
           <w:rFonts w:ascii="Times New Roman" w:hAnsi="Times New Roman" w:cs="Times New Roman"/>
         </w:rPr>
-        <w:t>Correlation analysis provides a compact view of relationships among transaction quantity, unit price and reven</w:t>
-      </w:r>
-      <w:r>
-        <w:rPr>
-          <w:rFonts w:ascii="Times New Roman" w:hAnsi="Times New Roman" w:cs="Times New Roman"/>
-        </w:rPr>
-        <w:t>ue.</w:t>
+        <w:t>Correlation analysis provides a compact view of relationships among transaction quantity, unit price and revenue.</w:t>
       </w:r>
     </w:p>
     <w:p>
@@ -1616,13 +1492,7 @@
         <w:rPr>
           <w:rFonts w:ascii="Times New Roman" w:hAnsi="Times New Roman" w:cs="Times New Roman"/>
         </w:rPr>
-        <w:t>The predictive component uses RandomForestRegressor from scikit-learn. Features include year, month, one-month lagged revenue, two-month lagged revenue, three-month lagged revenue and a three-month rolling</w:t>
-      </w:r>
-      <w:r>
-        <w:rPr>
-          <w:rFonts w:ascii="Times New Roman" w:hAnsi="Times New Roman" w:cs="Times New Roman"/>
-        </w:rPr>
-        <w:t xml:space="preserve"> mean. A time-ordered 80/20 train-test split is used.</w:t>
+        <w:t>The predictive component uses RandomForestRegressor from scikit-learn. Features include year, month, one-month lagged revenue, two-month lagged revenue, three-month lagged revenue and a three-month rolling mean. A time-ordered 80/20 train-test split is used.</w:t>
       </w:r>
     </w:p>
     <w:p>
@@ -1720,13 +1590,7 @@
         <w:rPr>
           <w:rFonts w:ascii="Times New Roman" w:hAnsi="Times New Roman" w:cs="Times New Roman"/>
         </w:rPr>
-        <w:t>Using the monthly values published in the repository, t</w:t>
-      </w:r>
-      <w:r>
-        <w:rPr>
-          <w:rFonts w:ascii="Times New Roman" w:hAnsi="Times New Roman" w:cs="Times New Roman"/>
-        </w:rPr>
-        <w:t>he forecast output is approximately £780,277.00 for January 2012, £805,949.26 for February 2012, and £808,924.58 for March 2012. The average forecast is £798,383.62 per month, compared with £1,097,640.28 for the preceding three actual months.</w:t>
+        <w:t>Using the monthly values published in the repository, the forecast output is approximately £780,277.00 for January 2012, £805,949.26 for February 2012, and £808,924.58 for March 2012. The average forecast is £798,383.62 per month, compared with £1,097,640.28 for the preceding three actual months.</w:t>
       </w:r>
     </w:p>
     <w:p>
@@ -1741,7 +1605,7 @@
           <w:noProof/>
         </w:rPr>
         <w:drawing>
-          <wp:inline distT="0" distB="0" distL="0" distR="0">
+          <wp:inline distT="0" distB="0" distL="0" distR="0" wp14:anchorId="46DC0A7B" wp14:editId="028AE6A1">
             <wp:extent cx="6126480" cy="3289608"/>
             <wp:effectExtent l="0" t="0" r="0" b="0"/>
             <wp:docPr id="4" name="Picture 4"/>
@@ -1788,13 +1652,7 @@
         <w:rPr>
           <w:rFonts w:ascii="Times New Roman" w:hAnsi="Times New Roman" w:cs="Times New Roman"/>
         </w:rPr>
-        <w:t>Figure 4. T</w:t>
-      </w:r>
-      <w:r>
-        <w:rPr>
-          <w:rFonts w:ascii="Times New Roman" w:hAnsi="Times New Roman" w:cs="Times New Roman"/>
-        </w:rPr>
-        <w:t>hree-month revenue forecast.</w:t>
+        <w:t>Figure 4. Three-month revenue forecast.</w:t>
       </w:r>
     </w:p>
     <w:p>
@@ -1836,13 +1694,7 @@
         <w:rPr>
           <w:rFonts w:ascii="Times New Roman" w:hAnsi="Times New Roman" w:cs="Times New Roman"/>
         </w:rPr>
-        <w:t>Review low-revenue products for assortment, pricing, bundling or lifecyc</w:t>
-      </w:r>
-      <w:r>
-        <w:rPr>
-          <w:rFonts w:ascii="Times New Roman" w:hAnsi="Times New Roman" w:cs="Times New Roman"/>
-        </w:rPr>
-        <w:t>le decisions.</w:t>
+        <w:t>Review low-revenue products for assortment, pricing, bundling or lifecycle decisions.</w:t>
       </w:r>
     </w:p>
     <w:p>
@@ -1884,13 +1736,7 @@
         <w:rPr>
           <w:rFonts w:ascii="Times New Roman" w:hAnsi="Times New Roman" w:cs="Times New Roman"/>
         </w:rPr>
-        <w:t xml:space="preserve">Use customer concentration analysis to identify high-value </w:t>
-      </w:r>
-      <w:r>
-        <w:rPr>
-          <w:rFonts w:ascii="Times New Roman" w:hAnsi="Times New Roman" w:cs="Times New Roman"/>
-        </w:rPr>
-        <w:t>customers for retention and cross-selling.</w:t>
+        <w:t>Use customer concentration analysis to identify high-value customers for retention and cross-selling.</w:t>
       </w:r>
     </w:p>
     <w:p>
@@ -1918,13 +1764,7 @@
         <w:rPr>
           <w:rFonts w:ascii="Times New Roman" w:hAnsi="Times New Roman" w:cs="Times New Roman"/>
         </w:rPr>
-        <w:t>Treat the machine-learning forecast as a planning signal rather than a guaranteed outcome</w:t>
-      </w:r>
-      <w:r>
-        <w:rPr>
-          <w:rFonts w:ascii="Times New Roman" w:hAnsi="Times New Roman" w:cs="Times New Roman"/>
-        </w:rPr>
-        <w:t>.</w:t>
+        <w:t>Treat the machine-learning forecast as a planning signal rather than a guaranteed outcome.</w:t>
       </w:r>
     </w:p>
     <w:p>
@@ -1951,13 +1791,7 @@
         <w:rPr>
           <w:rFonts w:ascii="Times New Roman" w:hAnsi="Times New Roman" w:cs="Times New Roman"/>
         </w:rPr>
-        <w:t>The Streamlit application provides separate navigation pages for Executive Dashboard, Data Quality &amp; Cleaning, Descriptive Analysis, Diagnostic Analysis, Predictive Analysis, Prescriptive Analysis, Detailed Tables and Project Me</w:t>
-      </w:r>
-      <w:r>
-        <w:rPr>
-          <w:rFonts w:ascii="Times New Roman" w:hAnsi="Times New Roman" w:cs="Times New Roman"/>
-        </w:rPr>
-        <w:t>thodology. The dashboard also supports uploading an Excel file through the sidebar when the default dataset is unavailable.</w:t>
+        <w:t>The Streamlit application provides separate navigation pages for Executive Dashboard, Data Quality &amp; Cleaning, Descriptive Analysis, Diagnostic Analysis, Predictive Analysis, Prescriptive Analysis, Detailed Tables and Project Methodology. The dashboard also supports uploading an Excel file through the sidebar when the default dataset is unavailable.</w:t>
       </w:r>
     </w:p>
     <w:p>
@@ -2000,13 +1834,7 @@
         <w:rPr>
           <w:rFonts w:ascii="Times New Roman" w:hAnsi="Times New Roman" w:cs="Times New Roman"/>
         </w:rPr>
-        <w:t>monthly_kpis.csv – monthly rev</w:t>
-      </w:r>
-      <w:r>
-        <w:rPr>
-          <w:rFonts w:ascii="Times New Roman" w:hAnsi="Times New Roman" w:cs="Times New Roman"/>
-        </w:rPr>
-        <w:t>enue, orders, customers, units, AOV and growth.</w:t>
+        <w:t>monthly_kpis.csv – monthly revenue, orders, customers, units, AOV and growth.</w:t>
       </w:r>
     </w:p>
     <w:p>
@@ -2062,13 +1890,7 @@
         <w:rPr>
           <w:rFonts w:ascii="Times New Roman" w:hAnsi="Times New Roman" w:cs="Times New Roman"/>
         </w:rPr>
-        <w:t>14</w:t>
-      </w:r>
-      <w:r>
-        <w:rPr>
-          <w:rFonts w:ascii="Times New Roman" w:hAnsi="Times New Roman" w:cs="Times New Roman"/>
-        </w:rPr>
-        <w:t>. Limitations</w:t>
+        <w:t>14. Limitations</w:t>
       </w:r>
     </w:p>
     <w:p>
@@ -2110,13 +1932,7 @@
         <w:rPr>
           <w:rFonts w:ascii="Times New Roman" w:hAnsi="Times New Roman" w:cs="Times New Roman"/>
         </w:rPr>
-        <w:t xml:space="preserve">Revenue forecasting is based on a relatively </w:t>
-      </w:r>
-      <w:r>
-        <w:rPr>
-          <w:rFonts w:ascii="Times New Roman" w:hAnsi="Times New Roman" w:cs="Times New Roman"/>
-        </w:rPr>
-        <w:t>short monthly time series, so model performance should be interpreted cautiously.</w:t>
+        <w:t>Revenue forecasting is based on a relatively short monthly time series, so model performance should be interpreted cautiously.</w:t>
       </w:r>
     </w:p>
     <w:p>
@@ -2158,13 +1974,7 @@
         <w:rPr>
           <w:rFonts w:ascii="Times New Roman" w:hAnsi="Times New Roman" w:cs="Times New Roman"/>
         </w:rPr>
-        <w:t>Add customer-level RFM segmentation and cohort ret</w:t>
-      </w:r>
-      <w:r>
-        <w:rPr>
-          <w:rFonts w:ascii="Times New Roman" w:hAnsi="Times New Roman" w:cs="Times New Roman"/>
-        </w:rPr>
-        <w:t>ention analysis.</w:t>
+        <w:t>Add customer-level RFM segmentation and cohort retention analysis.</w:t>
       </w:r>
     </w:p>
     <w:p>
@@ -2206,13 +2016,7 @@
         <w:rPr>
           <w:rFonts w:ascii="Times New Roman" w:hAnsi="Times New Roman" w:cs="Times New Roman"/>
         </w:rPr>
-        <w:t>Add automated model monitoring and forecast confidence intervals</w:t>
-      </w:r>
-      <w:r>
-        <w:rPr>
-          <w:rFonts w:ascii="Times New Roman" w:hAnsi="Times New Roman" w:cs="Times New Roman"/>
-        </w:rPr>
-        <w:t>.</w:t>
+        <w:t>Add automated model monitoring and forecast confidence intervals.</w:t>
       </w:r>
     </w:p>
     <w:p>
@@ -2267,19 +2071,7 @@
         <w:rPr>
           <w:rFonts w:ascii="Times New Roman" w:hAnsi="Times New Roman" w:cs="Times New Roman"/>
         </w:rPr>
-        <w:t>The project demonstrates a complete retail analytics workflow that combines</w:t>
-      </w:r>
-      <w:r>
-        <w:rPr>
-          <w:rFonts w:ascii="Times New Roman" w:hAnsi="Times New Roman" w:cs="Times New Roman"/>
-        </w:rPr>
-        <w:t xml:space="preserve"> data engineering, business intelligence, visualization and machine learning. It converts transaction-level records into decision-support outputs including KPIs, trend analysis, product and country analysis, diagnostic indicators, a three-month revenue for</w:t>
-      </w:r>
-      <w:r>
-        <w:rPr>
-          <w:rFonts w:ascii="Times New Roman" w:hAnsi="Times New Roman" w:cs="Times New Roman"/>
-        </w:rPr>
-        <w:t>ecast and prescriptive business actions. The architecture is modular enough to support future additions such as customer segmentation, advanced forecasting and deeper retail optimization.</w:t>
+        <w:t>The project demonstrates a complete retail analytics workflow that combines data engineering, business intelligence, visualization and machine learning. It converts transaction-level records into decision-support outputs including KPIs, trend analysis, product and country analysis, diagnostic indicators, a three-month revenue forecast and prescriptive business actions. The architecture is modular enough to support future additions such as customer segmentation, advanced forecasting and deeper retail optimization.</w:t>
       </w:r>
     </w:p>
     <w:p>
@@ -2306,13 +2098,7 @@
         <w:rPr>
           <w:rFonts w:ascii="Times New Roman" w:hAnsi="Times New Roman" w:cs="Times New Roman"/>
         </w:rPr>
-        <w:t>1. Siddhib2004. IBM_Siddhi_Online_Retail_Project. Git</w:t>
-      </w:r>
-      <w:r>
-        <w:rPr>
-          <w:rFonts w:ascii="Times New Roman" w:hAnsi="Times New Roman" w:cs="Times New Roman"/>
-        </w:rPr>
-        <w:t>Hub repository.</w:t>
+        <w:t>1. Siddhib2004. IBM_Siddhi_Online_Retail_Project. GitHub repository.</w:t>
       </w:r>
     </w:p>
     <w:p>
@@ -2338,7 +2124,19 @@
         <w:rPr>
           <w:rFonts w:ascii="Times New Roman" w:hAnsi="Times New Roman" w:cs="Times New Roman"/>
         </w:rPr>
-        <w:t>3. Project source code: project.py and requirements.txt in the repository.</w:t>
+        <w:t xml:space="preserve">3. Project source code: </w:t>
+      </w:r>
+      <w:r>
+        <w:rPr>
+          <w:rFonts w:ascii="Times New Roman" w:hAnsi="Times New Roman" w:cs="Times New Roman"/>
+        </w:rPr>
+        <w:t>SiddhiBhavsar_OnlineRetailBI.py</w:t>
+      </w:r>
+      <w:r>
+        <w:rPr>
+          <w:rFonts w:ascii="Times New Roman" w:hAnsi="Times New Roman" w:cs="Times New Roman"/>
+        </w:rPr>
+        <w:t xml:space="preserve"> and requirements.txt in the repository.</w:t>
       </w:r>
     </w:p>
     <w:p>
@@ -2351,13 +2149,15 @@
         <w:rPr>
           <w:rFonts w:ascii="Times New Roman" w:hAnsi="Times New Roman" w:cs="Times New Roman"/>
         </w:rPr>
-        <w:t>Report prepared from the repository contents and generated output tables available at the time of report c</w:t>
+        <w:t>Report prepared from the repository contents and generated output tables availabl</w:t>
       </w:r>
+      <w:bookmarkStart w:id="0" w:name="_GoBack"/>
+      <w:bookmarkEnd w:id="0"/>
       <w:r>
         <w:rPr>
           <w:rFonts w:ascii="Times New Roman" w:hAnsi="Times New Roman" w:cs="Times New Roman"/>
         </w:rPr>
-        <w:t>reation.</w:t>
+        <w:t>e at the time of report creation.</w:t>
       </w:r>
     </w:p>
     <w:sectPr>
@@ -2434,7 +2234,7 @@
       <mc:AlternateContent>
         <mc:Choice Requires="wps">
           <w:drawing>
-            <wp:anchor distT="0" distB="0" distL="118745" distR="118745" simplePos="0" relativeHeight="251659264" behindDoc="1" locked="0" layoutInCell="1" allowOverlap="0">
+            <wp:anchor distT="0" distB="0" distL="118745" distR="118745" simplePos="0" relativeHeight="251659264" behindDoc="1" locked="0" layoutInCell="1" allowOverlap="0" wp14:anchorId="25BE6F14" wp14:editId="15B81BC7">
               <wp:simplePos x="0" y="0"/>
               <wp:positionH relativeFrom="margin">
                 <wp:align>center</wp:align>
@@ -2505,6 +2305,7 @@
                             <w:dataBinding w:prefixMappings="xmlns:ns0='http://purl.org/dc/elements/1.1/' xmlns:ns1='http://schemas.openxmlformats.org/package/2006/metadata/core-properties' " w:xpath="/ns1:coreProperties[1]/ns0:title[1]" w:storeItemID="{6C3C8BC8-F283-45AE-878A-BAB7291924A1}"/>
                             <w:text/>
                           </w:sdtPr>
+                          <w:sdtEndPr/>
                           <w:sdtContent>
                             <w:p>
                               <w:pPr>
@@ -2551,7 +2352,7 @@
         </mc:Choice>
         <mc:Fallback>
           <w:pict>
-            <v:rect id="Rectangle 197" o:spid="_x0000_s1026" style="position:absolute;margin-left:0;margin-top:0;width:468.5pt;height:21.3pt;z-index:-251657216;visibility:visible;mso-wrap-style:square;mso-width-percent:1000;mso-height-percent:27;mso-top-percent:45;mso-wrap-distance-left:9.35pt;mso-wrap-distance-top:0;mso-wrap-distance-right:9.35pt;mso-wrap-distance-bottom:0;mso-position-horizontal:center;mso-position-horizontal-relative:margin;mso-position-vertical-relative:page;mso-width-percent:1000;mso-height-percent:27;mso-top-percent:45;mso-width-relative:margin;mso-height-relative:page;v-text-anchor:middle" o:gfxdata="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" o:allowoverlap="f" fillcolor="#4f81bd [3204]" stroked="f" strokeweight="2pt">
+            <v:rect w14:anchorId="25BE6F14" id="Rectangle 197" o:spid="_x0000_s1026" style="position:absolute;margin-left:0;margin-top:0;width:468.5pt;height:21.3pt;z-index:-251657216;visibility:visible;mso-wrap-style:square;mso-width-percent:1000;mso-height-percent:27;mso-top-percent:45;mso-wrap-distance-left:9.35pt;mso-wrap-distance-top:0;mso-wrap-distance-right:9.35pt;mso-wrap-distance-bottom:0;mso-position-horizontal:center;mso-position-horizontal-relative:margin;mso-position-vertical-relative:page;mso-width-percent:1000;mso-height-percent:27;mso-top-percent:45;mso-width-relative:margin;mso-height-relative:page;v-text-anchor:middle" o:gfxdata="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" o:allowoverlap="f" fillcolor="#4f81bd [3204]" stroked="f" strokeweight="2pt">
               <v:textbox style="mso-fit-shape-to-text:t">
                 <w:txbxContent>
                   <w:sdt>
@@ -2566,6 +2367,7 @@
                       <w:dataBinding w:prefixMappings="xmlns:ns0='http://purl.org/dc/elements/1.1/' xmlns:ns1='http://schemas.openxmlformats.org/package/2006/metadata/core-properties' " w:xpath="/ns1:coreProperties[1]/ns0:title[1]" w:storeItemID="{6C3C8BC8-F283-45AE-878A-BAB7291924A1}"/>
                       <w:text/>
                     </w:sdtPr>
+                    <w:sdtEndPr/>
                     <w:sdtContent>
                       <w:p>
                         <w:pPr>
@@ -3090,10 +2892,6 @@
     <w:lsdException w:name="Book Title" w:uiPriority="33" w:qFormat="1"/>
     <w:lsdException w:name="Bibliography" w:semiHidden="1" w:uiPriority="37" w:unhideWhenUsed="1"/>
     <w:lsdException w:name="TOC Heading" w:semiHidden="1" w:uiPriority="39" w:unhideWhenUsed="1" w:qFormat="1"/>
-    <w:lsdException w:name="Grid Table Light" w:semiHidden="1" w:unhideWhenUsed="1"/>
-    <w:lsdException w:name="Grid Table 1 Light" w:semiHidden="1" w:unhideWhenUsed="1"/>
-    <w:lsdException w:name="Grid Table 2" w:semiHidden="1" w:unhideWhenUsed="1"/>
-    <w:lsdException w:name="Grid Table 3" w:semiHidden="1" w:unhideWhenUsed="1"/>
     <w:lsdException w:name="Grid Table 4" w:uiPriority="49"/>
     <w:lsdException w:name="Grid Table 5 Dark" w:uiPriority="50"/>
     <w:lsdException w:name="Grid Table 6 Colorful" w:uiPriority="51"/>
@@ -14555,7 +14353,7 @@
 </file>
 
 <file path=customXml/itemProps1.xml><?xml version="1.0" encoding="utf-8"?>
-<ds:datastoreItem xmlns:ds="http://schemas.openxmlformats.org/officeDocument/2006/customXml" ds:itemID="{19C65734-0B9C-4053-9112-2758F4147D3C}">
+<ds:datastoreItem xmlns:ds="http://schemas.openxmlformats.org/officeDocument/2006/customXml" ds:itemID="{36E75AFE-BE82-4553-8B24-2396482BA9F8}">
   <ds:schemaRefs>
     <ds:schemaRef ds:uri="http://schemas.openxmlformats.org/officeDocument/2006/bibliography"/>
   </ds:schemaRefs>
